--- a/example_articles/states/Rhode Island/4.states_Rhode Island_Other_publisher.docx
+++ b/example_articles/states/Rhode Island/4.states_Rhode Island_Other_publisher.docx
@@ -29,17 +29,17 @@
     </w:p>
     <w:p>
       <w:r>
-        <w:t>Source File: Other publishers/Files (500) (27).DOCX</w:t>
+        <w:t>Source file: Other publishers/Files (500) (27).DOCX</w:t>
       </w:r>
     </w:p>
     <w:p>
       <w:r>
-        <w:t>Raw locations result: ['Rhode Island']</w:t>
+        <w:t>Raw locations result, 'locations': ['Rhode Island']</w:t>
       </w:r>
     </w:p>
     <w:p>
       <w:r>
-        <w:t>states_stand_flat (Standardized): Rhode Island</w:t>
+        <w:t>Standardized locations result, 'states_stand_flat': Rhode Island</w:t>
       </w:r>
     </w:p>
     <w:p>

--- a/example_articles/states/Rhode Island/4.states_Rhode Island_Other_publisher.docx
+++ b/example_articles/states/Rhode Island/4.states_Rhode Island_Other_publisher.docx
@@ -7,9 +7,7 @@
         <w:pStyle w:val="Heading1"/>
       </w:pPr>
       <w:r>
-        <w:t>Court hears St. Paul hate-crimes case;</w:t>
-        <w:br/>
-        <w:t xml:space="preserve"> Cross burner has challenged law's constitutionality</w:t>
+        <w:t>Patrick Kennedy: 'I've stayed clean'</w:t>
       </w:r>
     </w:p>
     <w:p>
@@ -19,17 +17,17 @@
     </w:p>
     <w:p>
       <w:r>
-        <w:t>Date: 1991-12-05</w:t>
+        <w:t>Date: 1991-12-10</w:t>
       </w:r>
     </w:p>
     <w:p>
       <w:r>
-        <w:t>Section: News; Pg. 7A</w:t>
+        <w:t>Section: NEWS; Pg. 3A</w:t>
       </w:r>
     </w:p>
     <w:p>
       <w:r>
-        <w:t>Source file: Other publishers/Files (500) (27).DOCX</w:t>
+        <w:t>Source file: Other publishers/Files (500) (17).DOCX</w:t>
       </w:r>
     </w:p>
     <w:p>
@@ -51,49 +49,57 @@
     </w:p>
     <w:p>
       <w:r>
-        <w:t>The Supreme Court was asked Wednesday to decide whether burning a cross at the home of a black family in St. Paul constitutes an offense that can be prohibited by statute or a form of expression protected by the First Amendment.</w:t>
+        <w:t>State Rep. Patrick Kennedy's admission of past drug abuse and his cousin's rape trial in Florida apparently haven't harmed his budding political career.</w:t>
         <w:br/>
-        <w:t xml:space="preserve"> Attorney Edward Cleary, who appealed the case to the court on behalf of one of the cross burners, challenged the constitutionality of a St. Paul hate-crimes ordinance that bans the display of burning crosses, swastikas and other offensive symbols.</w:t>
+        <w:t>Voters in his working class district say they'll keep sending him to the Statehouse - and maybe Washington soon.</w:t>
         <w:br/>
-        <w:t xml:space="preserve"> "The St. Paul City Council was very well meaning," Cleary said in his opening statement to the court yesterday. "But this is an hour of danger for the First Amendment. Many groups with good intentions like to encroach on it."</w:t>
+        <w:t>''No one should be judged by the personal mistakes they made in high school,'' says truck driver Ed Marchione, 48, referring to Kennedy's admission he was treated for drug abuse while in high school.</w:t>
         <w:br/>
-        <w:t>Ramsey County Attorney Tom Foley responded that this is a time of danger for victims of bias crimes, which are on the rise in Minnesota and the nation. These crimes, he said, "are a cancer on society that will spread if they are not dealt with."</w:t>
+        <w:t>Kennedy, 24, acknowledged in a statement Sunday he sought treatment for drug abuse. His admission followed allegations in this week's National Enquirer he once had a $ 4,000-a-day cocaine habit - a claim called ''ridiculous'' by Kennedy aide Chris Nocera.</w:t>
         <w:br/>
-        <w:t xml:space="preserve"> Burning a cross on the lawn of a black family's home is not a protected expression, Foley said. "It is an unmistakable threat, and prohibiting this terroristic act" is permissible under the constitution.</w:t>
+        <w:t>Kennedy said he checked into a Spofford, N.H., treatment center in March 1986, while a senior at Phillips Academy in Andover, Mass. ''I have taken no drugs whatsoever since then and I use alcohol only in moderation.''</w:t>
         <w:br/>
-        <w:t xml:space="preserve"> The St. Paul case is much more than a test of one city's bias laws. All but four states have adopted similar statutes, most within the past few years. And a large proportion of colleges and universities have adopted rules prohibiting expressions of racial or sexual bias.</w:t>
+        <w:t>The revelation came days after the youngest son of Sen. Edward Kennedy, D- Mass., testified in the Palm Beach rape trial of cousin William Kennedy Smith about the late night outing with his father and cousin before the alleged attack.</w:t>
         <w:br/>
-        <w:t xml:space="preserve"> The new rules and laws have engendered controversy and split traditional liberal allies. But, until now, they have not been tested in the Supreme Court.</w:t>
+        <w:t>Observers say Kennedy is eyeing Rhode Island's 1st District congressional seat. He could run as early as next year, when he'll meet the constitutional age requirement of 25.</w:t>
         <w:br/>
-        <w:t xml:space="preserve"> The traditional civil rights community is split over the St. Paul case. Groups such as the American Civil Liberties Union, which filed a brief supporting Cleary, find themselves arguing with the NAACP and the Anti-Defamation League of B'nai B'rith, who side with the city of St. Paul.</w:t>
+        <w:t>Republican incumbent Ron Machtley is expected to run for governor.</w:t>
         <w:br/>
-        <w:t xml:space="preserve"> The case began in the early morning hours of June 21, 1990, when Russ and Laura Jones awoke with the sound of voices in the front yard of their new Mounds Park home. In horror, the Joneses, who are black, looked out their window to their yard to see a cross burning - the longtime symbol of the Ku Klux Klan.</w:t>
+        <w:t xml:space="preserve"> </w:t>
         <w:br/>
-        <w:t xml:space="preserve"> Russ Jones has told reporters he thought first of the safety of his five children, and called 911. After the police left, another cross was ignited directly across the street from the Jones house. The family had been puzzling over small acts of vandalism they had experienced since they moved into the working-class, mostly white neighborhood. After the cross burnings, there was no doubt: They were the victims of racism.</w:t>
+        <w:t xml:space="preserve"> Robert Rendine, Rhode Island GOP chairman, says Kennedy's ''father's name and money bought him a state Representative's seat. The people statewide are smart enough not to elect someone with so little life experience.''</w:t>
         <w:br/>
-        <w:t xml:space="preserve"> The next morning, however, there was an outpouring of support from neighbors and city officials. Police quickly tracked down a small group of young men who had made the crosses from a broken chair, wrapped them in cloth rags and set them ablaze with paint thinner.</w:t>
+        <w:t>Kennedy's revelations follow other family problems:</w:t>
         <w:br/>
-        <w:t xml:space="preserve"> The two leaders in the incident were immediately charged under St. Paul's hate-crimes statute. It was enacted originally in 1982 and amended in 1989 and 1990 but it had never been used before.</w:t>
+        <w:t>- His mother, Joan Kennedy, 54, acknowledges problems staying sober. She was arrested in April in Massachusetts on drunken driving charges.</w:t>
         <w:br/>
-        <w:t xml:space="preserve"> It states that "whoever places on public or private property a symbol, object appellation, characterization or graffiti, including but not limited to a burning cross or Nazi swastika, which one knows or has reasonable grounds to know arouses anger, alarm or resentment in others on the basis of race, color, religion or gender, commits disorderly conduct and shall be guilty of a misdemeanor."</w:t>
+        <w:t>- His brother, Edward Kennedy Jr., 30, checked into an alcohol rehabilitation clinic for three weeks last summer.</w:t>
         <w:br/>
-        <w:t xml:space="preserve"> Prosecutors filed charges under the law against Robert Viktora, then 17, and Arthur Miller III, then 18.</w:t>
+        <w:t>- Cousin Robert Kennedy Jr., 37, pleaded guilty to heroin possession in 1983 and was sentenced to two years' probation.</w:t>
         <w:br/>
-        <w:t xml:space="preserve"> Miller pleaded guilty and was sentenced to 30 days in jail. Viktora, who was charged with the hate-crime violation and fourth-degree assault, challenged the constitutionality of the hate-crimes law.</w:t>
+        <w:t>- Cousin David Kennedy died of a drug overdose in 1984.</w:t>
         <w:br/>
-        <w:t xml:space="preserve"> Since he was a minor at the time, Viktora's case is known in the court system as R.A.V. vs. St. Paul. The challenge worked well for Viktora, at first. The juvenile judge who first heard the case agreed with Cleary that the St. Paul law was too broad and threw out the case.</w:t>
+        <w:t>- Cousin Chris Lawford, 36, says he's recovered from a five-year heroin habit.</w:t>
         <w:br/>
-        <w:t xml:space="preserve"> But the Minnesota Supreme Court overturned that decision - and effectively rewrote the St. Paul law to keep it line with previous U.S. Supreme Court decisions. The Minnesota court's decision said the St. Paul ordinance "should have been more carefully drafted." But it defended the basic intent of the law.</w:t>
+        <w:t>- Aunt Patricia Kennedy Lawford pleaded guilty to driving while impaired after a 1989 accident on Long Island.</w:t>
         <w:br/>
-        <w:t xml:space="preserve"> "Burning a cross in the yard of an African-American family's home is deplorable conduct that the city of St. Paul may without question prohibit," the court said. The St. Paul ordinance, the Minnesota court ruled, prohibits those expressions likely to produce "imminent lawless action." This puts the case in line with previous Supreme Court decisions that allow laws that restrict expression of "fighting words."</w:t>
         <w:br/>
-        <w:t xml:space="preserve"> During yesterday's Supreme Court session, Justice Antonin Scalia questioned the part of the hate-crimes ordinance that specifically outlaws expressions that offend people on the basis of race, religion, creed or gender.</w:t>
+        <w:t>Notes</w:t>
         <w:br/>
-        <w:t xml:space="preserve"> "The city of St. Paul deemed it necessary to legislate against this particular harm," Foley said.</w:t>
         <w:br/>
-        <w:t xml:space="preserve"> Said Scalia, "It seems to me like the rankest manner of content-based discrimination."</w:t>
+        <w:t>THE NATION</w:t>
         <w:br/>
-        <w:t xml:space="preserve"> In statements filed in advance of yesterday's hearing, Foley and his backers emphasize the threat of hate crimes to minorities. The Anti-Defamation League brief says that in Minnesota 307 hate crimes were reported in 1990. That's up from 253 the year before.</w:t>
+        <w:br/>
+        <w:t>Graphic</w:t>
+        <w:br/>
+        <w:br/>
+        <w:t xml:space="preserve"> </w:t>
+        <w:br/>
+        <w:t>PHOTO; b/w, AP</w:t>
+        <w:br/>
+        <w:t xml:space="preserve"> </w:t>
+        <w:br/>
+        <w:t>CUTLINE: KENNEDY: Patrick said he used drugs in high school</w:t>
       </w:r>
     </w:p>
     <w:sectPr>

--- a/example_articles/states/Rhode Island/4.states_Rhode Island_Other_publisher.docx
+++ b/example_articles/states/Rhode Island/4.states_Rhode Island_Other_publisher.docx
@@ -7,7 +7,7 @@
         <w:pStyle w:val="Heading1"/>
       </w:pPr>
       <w:r>
-        <w:t>Patrick Kennedy: 'I've stayed clean'</w:t>
+        <w:t>Dave on Demand | It's no wonder viewership is down the drain</w:t>
       </w:r>
     </w:p>
     <w:p>
@@ -17,17 +17,17 @@
     </w:p>
     <w:p>
       <w:r>
-        <w:t>Date: 1991-12-10</w:t>
+        <w:t>Date: 2006-07-15</w:t>
       </w:r>
     </w:p>
     <w:p>
       <w:r>
-        <w:t>Section: NEWS; Pg. 3A</w:t>
+        <w:t>Section: FEATURES MAGAZINE; Pg. E01</w:t>
       </w:r>
     </w:p>
     <w:p>
       <w:r>
-        <w:t>Source file: Other publishers/Files (500) (17).DOCX</w:t>
+        <w:t>Source file: Other publishers/Files (500) (20).DOCX</w:t>
       </w:r>
     </w:p>
     <w:p>
@@ -49,57 +49,37 @@
     </w:p>
     <w:p>
       <w:r>
-        <w:t>State Rep. Patrick Kennedy's admission of past drug abuse and his cousin's rape trial in Florida apparently haven't harmed his budding political career.</w:t>
+        <w:t>Is anyone surprised that TV viewership fell to an all-time low last week, with only 20.8 million people on average tuned into the networks during prime time? You've got to be pretty bored to watch piffle like So You Think You Can Dance and America's Got Talent.</w:t>
         <w:br/>
-        <w:t>Voters in his working class district say they'll keep sending him to the Statehouse - and maybe Washington soon.</w:t>
+        <w:t>As the summer rolls along, I get the impression that TV isn't even trying to hold our attention. Take Comedy Central's much-trumpeted roll-out ofDave Chappelle: The Lost Episodes. All right, the first outing was pretty thin. So maybe they're trying to stretch one decent episode of material into three episodes. At least it's fresh, right?</w:t>
         <w:br/>
-        <w:t>''No one should be judged by the personal mistakes they made in high school,'' says truck driver Ed Marchione, 48, referring to Kennedy's admission he was treated for drug abuse while in high school.</w:t>
+        <w:t>But after showing that half-hour program, Comedy Central followed it with the exact same episode. How weak is that? An immediate rerun.</w:t>
         <w:br/>
-        <w:t>Kennedy, 24, acknowledged in a statement Sunday he sought treatment for drug abuse. His admission followed allegations in this week's National Enquirer he once had a $ 4,000-a-day cocaine habit - a claim called ''ridiculous'' by Kennedy aide Chris Nocera.</w:t>
+        <w:t>FX does the same with its original series, like Rescue Me and It's Always Sunny in Philadelphia. If this catches on, we're not far from a night of the same episode of According to Jim over and over again. Could hell hold worse torments?</w:t>
         <w:br/>
-        <w:t>Kennedy said he checked into a Spofford, N.H., treatment center in March 1986, while a senior at Phillips Academy in Andover, Mass. ''I have taken no drugs whatsoever since then and I use alcohol only in moderation.''</w:t>
+        <w:t>Up he rises. The Dave Chappelle leftover banquet wasn't the only example of deja vu all over again. I happened to catch an installment ofThe Best Damn Sports Show Period, featuring the 50 Best Sports Beatdowns. Not surprisingly, it primarily comprised savage knockouts from these anything-goes ultimate-fighting-man contests.</w:t>
         <w:br/>
-        <w:t>The revelation came days after the youngest son of Sen. Edward Kennedy, D- Mass., testified in the Palm Beach rape trial of cousin William Kennedy Smith about the late night outing with his father and cousin before the alleged attack.</w:t>
+        <w:t>Suddenly, after hosts Chris Rose and John "Long Tall" Salley had counted down the final 11, the tape started running backwards. Fighters were rising up from the deck, getting knockedin. And the commentary was all garbled, sounding like the midget from Twin Peaks. The footage ran backwards all the way through the previous commercial block before stopping.</w:t>
         <w:br/>
-        <w:t>Observers say Kennedy is eyeing Rhode Island's 1st District congressional seat. He could run as early as next year, when he'll meet the constitutional age requirement of 25.</w:t>
+        <w:t>Isn't anyone monitoring the transmission over at Fox Sports? Or did they all decide to take a beer break at the same time?</w:t>
         <w:br/>
-        <w:t>Republican incumbent Ron Machtley is expected to run for governor.</w:t>
+        <w:t>In the toilet. Nielsen announced this week that it is going to begin furnishing ratings for commercials. I'm hoping this will spell the end for two animated ad campaigns that have really been annoying me.</w:t>
         <w:br/>
-        <w:t xml:space="preserve"> </w:t>
+        <w:t>A blight on those spots for Ricoh office equipment, where that dolt Jerry hangs around the water cooler. I guess we're supposed to feel that Ricoh copiers must be pretty darn fail-safe if an idiot like Jerry can operate them, but that sales logic eludes me.</w:t>
         <w:br/>
-        <w:t xml:space="preserve"> Robert Rendine, Rhode Island GOP chairman, says Kennedy's ''father's name and money bought him a state Representative's seat. The people statewide are smart enough not to elect someone with so little life experience.''</w:t>
+        <w:t>Then there are those ads for the Internet service ESPN 360 where Kenny Mayne, accompanied by a dog wearing an eyepatch, appears in a men's room to console a man who is weeping at a sink. Other men start throwing open their stall doors to join.</w:t>
         <w:br/>
-        <w:t>Kennedy's revelations follow other family problems:</w:t>
+        <w:t>I have to tell you, Bucky, that's a no-sale zone for me. There's a trend toward setting commercials in toilets, but I will never buy one of those products. Unless it's Ty-D-Bol.</w:t>
         <w:br/>
-        <w:t>- His mother, Joan Kennedy, 54, acknowledges problems staying sober. She was arrested in April in Massachusetts on drunken driving charges.</w:t>
+        <w:t>Random greatness. Because the offerings on the tube have been so thin, I did more than the usual amount of flipping around this week. But I did come across one unexpected treasure: David Hasselhoff, the king of all media, acting up a storm in an obscure movie, Nick Fury: Agent of Shield.</w:t>
         <w:br/>
-        <w:t>- His brother, Edward Kennedy Jr., 30, checked into an alcohol rehabilitation clinic for three weeks last summer.</w:t>
+        <w:t>I had never seen this 1998 TV movie based on one of my favorite Marvel Comics characters, but it was two hours of the Hoff in black leather, chomping on a stogie and wearing an eyepatch. And let me tell you, it looked a lot better on him than on that dog in the bathroom. Who else could deliver lines like "Let's go kick some Hydra butt" with such stirring conviction?</w:t>
         <w:br/>
-        <w:t>- Cousin Robert Kennedy Jr., 37, pleaded guilty to heroin possession in 1983 and was sentenced to two years' probation.</w:t>
+        <w:t>Tony who?So now HBO has announced that The Sopranos won't be back for its final go-round until at least March, instead of January as originally scheduled. That's the final angel hair.</w:t>
         <w:br/>
-        <w:t>- Cousin David Kennedy died of a drug overdose in 1984.</w:t>
+        <w:t>Lucky for us, there's a new mob drama on cable: Brotherhood on Showtime (Sundays, 10 p.m; edited reruns air on CBS on Saturdays at 10 p.m.). Set in the working-class Irish neighborhoods of Providence R.I., it's got all the gritty action of The Sopranos without all the obscure symbolism. And Jason Clarke, as an ambitious small-time politico, gives a performance reminiscent of a young Brando.</w:t>
         <w:br/>
-        <w:t>- Cousin Chris Lawford, 36, says he's recovered from a five-year heroin habit.</w:t>
-        <w:br/>
-        <w:t>- Aunt Patricia Kennedy Lawford pleaded guilty to driving while impaired after a 1989 accident on Long Island.</w:t>
-        <w:br/>
-        <w:br/>
-        <w:t>Notes</w:t>
-        <w:br/>
-        <w:br/>
-        <w:t>THE NATION</w:t>
-        <w:br/>
-        <w:br/>
-        <w:t>Graphic</w:t>
-        <w:br/>
-        <w:br/>
-        <w:t xml:space="preserve"> </w:t>
-        <w:br/>
-        <w:t>PHOTO; b/w, AP</w:t>
-        <w:br/>
-        <w:t xml:space="preserve"> </w:t>
-        <w:br/>
-        <w:t>CUTLINE: KENNEDY: Patrick said he used drugs in high school</w:t>
+        <w:t>Contact TV columnist David Hiltbrand at 215-854-4552 or dhiltbrand@phillynews.com. Read his recent work at http://go.philly.com/hiltbrand.</w:t>
       </w:r>
     </w:p>
     <w:sectPr>

--- a/example_articles/states/Rhode Island/4.states_Rhode Island_Other_publisher.docx
+++ b/example_articles/states/Rhode Island/4.states_Rhode Island_Other_publisher.docx
@@ -7,7 +7,7 @@
         <w:pStyle w:val="Heading1"/>
       </w:pPr>
       <w:r>
-        <w:t>Dave on Demand | It's no wonder viewership is down the drain</w:t>
+        <w:t>TOOMEY SAYS HE WON'T BEND ON KEY ISSUES; STATE'S FRESHMAN SENATOR REPRESENTS SHIFT IN STYLE FROM SPECTER</w:t>
       </w:r>
     </w:p>
     <w:p>
@@ -17,17 +17,17 @@
     </w:p>
     <w:p>
       <w:r>
-        <w:t>Date: 2006-07-15</w:t>
+        <w:t>Date: 2011-01-09</w:t>
       </w:r>
     </w:p>
     <w:p>
       <w:r>
-        <w:t>Section: FEATURES MAGAZINE; Pg. E01</w:t>
+        <w:t>Section: NATIONAL; Pg. A-11</w:t>
       </w:r>
     </w:p>
     <w:p>
       <w:r>
-        <w:t>Source file: Other publishers/Files (500) (20).DOCX</w:t>
+        <w:t>Source file: Other publishers/Files (500) (27).DOCX</w:t>
       </w:r>
     </w:p>
     <w:p>
@@ -49,37 +49,93 @@
     </w:p>
     <w:p>
       <w:r>
-        <w:t>Is anyone surprised that TV viewership fell to an all-time low last week, with only 20.8 million people on average tuned into the networks during prime time? You've got to be pretty bored to watch piffle like So You Think You Can Dance and America's Got Talent.</w:t>
+        <w:t>WASHINGTON -- If a Pennsylvania company comes to Sen. Pat Toomey looking for an earmark, he's ready with a response.</w:t>
         <w:br/>
-        <w:t>As the summer rolls along, I get the impression that TV isn't even trying to hold our attention. Take Comedy Central's much-trumpeted roll-out ofDave Chappelle: The Lost Episodes. All right, the first outing was pretty thin. So maybe they're trying to stretch one decent episode of material into three episodes. At least it's fresh, right?</w:t>
+        <w:t>"I'm not here to find more ways to spend money; I'm here to find ways to spend less money," Pennsylvania's newest senator said in an interview Friday, his third day in office.</w:t>
         <w:br/>
-        <w:t>But after showing that half-hour program, Comedy Central followed it with the exact same episode. How weak is that? An immediate rerun.</w:t>
+        <w:t>"So I have no qualms about saying: 'Listen, this isn't the right shop for earmarks, and, by the way, we're not doing them -- across the Republican conference in the Senate, across the House. So let's look at other ways to create an environment for Pennsylvania businesses to grow rather than seeing who can get the most taxpayer money to subsidize their private business.' "</w:t>
         <w:br/>
-        <w:t>FX does the same with its original series, like Rescue Me and It's Always Sunny in Philadelphia. If this catches on, we're not far from a night of the same episode of According to Jim over and over again. Could hell hold worse torments?</w:t>
+        <w:t>It's quite a shift in style from the five-term prolific appropriator Arlen Specter.</w:t>
         <w:br/>
-        <w:t>Up he rises. The Dave Chappelle leftover banquet wasn't the only example of deja vu all over again. I happened to catch an installment ofThe Best Damn Sports Show Period, featuring the 50 Best Sports Beatdowns. Not surprisingly, it primarily comprised savage knockouts from these anything-goes ultimate-fighting-man contests.</w:t>
+        <w:t>Mr. Toomey pledged to work across the aisle and his recent support for a repeal of the Don't Ask Don't Tell policy on gays in the military indicated a centrist lean on social issues. But the former investment banker and free-market crusader says he won't play the deal-making role of Mr. Specter -- Pennsylvania's pre-eminent political survivor for decades -- on issues like earmarks that trample on his economic dogma.</w:t>
         <w:br/>
-        <w:t>Suddenly, after hosts Chris Rose and John "Long Tall" Salley had counted down the final 11, the tape started running backwards. Fighters were rising up from the deck, getting knockedin. And the commentary was all garbled, sounding like the midget from Twin Peaks. The footage ran backwards all the way through the previous commercial block before stopping.</w:t>
+        <w:t>"If we can make progress in the right direction, then I'll be for it, even though I'd like to go further, so in that sense, I'm eager to negotiate the best deal we can so the Pennsylvania economy gets the best opportunity to grow," Mr. Toomey said.</w:t>
         <w:br/>
-        <w:t>Isn't anyone monitoring the transmission over at Fox Sports? Or did they all decide to take a beer break at the same time?</w:t>
+        <w:t>"But on core fundamental principles, I'm not willing to go in the wrong direction."</w:t>
         <w:br/>
-        <w:t>In the toilet. Nielsen announced this week that it is going to begin furnishing ratings for commercials. I'm hoping this will spell the end for two animated ad campaigns that have really been annoying me.</w:t>
+        <w:t>Born into a working class family in Rhode Island, the Harvard-educated Mr. Toomey, 49, honed his economic acumen and beliefs as a banker on Wall Street and in Hong Kong, then as co-owner of a chain of restaurants in Allentown. He served three terms in the U.S. House before challenging Mr. Specter in a Senate Republican primary in 2004 -- a race he narrowly lost.</w:t>
         <w:br/>
-        <w:t>A blight on those spots for Ricoh office equipment, where that dolt Jerry hangs around the water cooler. I guess we're supposed to feel that Ricoh copiers must be pretty darn fail-safe if an idiot like Jerry can operate them, but that sales logic eludes me.</w:t>
+        <w:t>After the political setback, Mr. Toomey served as president of the Club for Growth -- an arch-conservative group dedicated to pushing its fiscal goals on lawmakers, or pushing them out of office.</w:t>
         <w:br/>
-        <w:t>Then there are those ads for the Internet service ESPN 360 where Kenny Mayne, accompanied by a dog wearing an eyepatch, appears in a men's room to console a man who is weeping at a sink. Other men start throwing open their stall doors to join.</w:t>
+        <w:t>The group spent more on Mr. Toomey's 2010 campaign than any other, steering $792,000 in contributions to him and adding more than $2 million of independent expenditures, mostly on television ads attacking Democrat Joe Sestak.</w:t>
         <w:br/>
-        <w:t>I have to tell you, Bucky, that's a no-sale zone for me. There's a trend toward setting commercials in toilets, but I will never buy one of those products. Unless it's Ty-D-Bol.</w:t>
+        <w:t>David Keating, now the executive director of the Club, first met Mr. Toomey when he was in the House and said he was struck by the young legislator's ability to grasp a complicated hurricane insurance proposal quickly -- when it had taken Mr. Keating an hour to explain it to veteran staff and members.</w:t>
         <w:br/>
-        <w:t>Random greatness. Because the offerings on the tube have been so thin, I did more than the usual amount of flipping around this week. But I did come across one unexpected treasure: David Hasselhoff, the king of all media, acting up a storm in an obscure movie, Nick Fury: Agent of Shield.</w:t>
+        <w:t>Mr. Keating said that kind of economic mind will make Mr. Toomey a leader in the Senate, even as a freshman.</w:t>
         <w:br/>
-        <w:t>I had never seen this 1998 TV movie based on one of my favorite Marvel Comics characters, but it was two hours of the Hoff in black leather, chomping on a stogie and wearing an eyepatch. And let me tell you, it looked a lot better on him than on that dog in the bathroom. Who else could deliver lines like "Let's go kick some Hydra butt" with such stirring conviction?</w:t>
+        <w:t>"It's not so much how he'll fit into the caucus but how he'll move the Senate," Mr. Keating said.</w:t>
         <w:br/>
-        <w:t>Tony who?So now HBO has announced that The Sopranos won't be back for its final go-round until at least March, instead of January as originally scheduled. That's the final angel hair.</w:t>
+        <w:t>He said the principal difference between Mr. Toomey and Mr. Specter won't be in making deals, but why they are making them.</w:t>
         <w:br/>
-        <w:t>Lucky for us, there's a new mob drama on cable: Brotherhood on Showtime (Sundays, 10 p.m; edited reruns air on CBS on Saturdays at 10 p.m.). Set in the working-class Irish neighborhoods of Providence R.I., it's got all the gritty action of The Sopranos without all the obscure symbolism. And Jason Clarke, as an ambitious small-time politico, gives a performance reminiscent of a young Brando.</w:t>
+        <w:t>"Pat will keep his eye on improving the economy and expanding freedom," Mr. Keating said. "And Specter, it was to improve Arlen Specter's chances of getting re-elected."</w:t>
         <w:br/>
-        <w:t>Contact TV columnist David Hiltbrand at 215-854-4552 or dhiltbrand@phillynews.com. Read his recent work at http://go.philly.com/hiltbrand.</w:t>
+        <w:t>After Mr. Specter was one of just three Republicans to vote for the stimulus -- a vote he said was crucial to save the nation from a second Great Depression -- Mr. Toomey indicated he would again enter the GOP primary, pushing Mr. Specter out of the party and toward his eventual defeat at the hands of Mr. Sestak in the Democratic primary last year.</w:t>
+        <w:br/>
+        <w:t>Mr. Toomey gets visibly uncomfortable when asked about Mr. Specter, though in his debut news conference as a senator after his swearing-in Wednesday, he did have pleasant things to say about his predecessor's work ethic and support for the National Institutes of Health.</w:t>
+        <w:br/>
+        <w:t>But asked if he learned any lessons from Mr. Specter, Mr. Toomey demurred.</w:t>
+        <w:br/>
+        <w:t>"Oh I don't know about that, but I do acknowledge that he had a very long and distinguished career here," he said.</w:t>
+        <w:br/>
+        <w:t>In the interview, Mr. Toomey said he wants to imitate budget hawk Phil Gramm, a former senator from Texas, and though he knows a few current senators from serving in the House with them, he doesn't have a close friend yet in the clubby upper chamber.</w:t>
+        <w:br/>
+        <w:t>Though they occupy different sides of the aisle, Mr. Toomey and his delegation mate Sen. Bob Casey, D-Pa., vowed to work closely on issues of home-state interest. Mr. Casey walked side-by-side with Mr. Toomey on the Senate floor at Wednesday's swearing-in, then appeared at his lunch reception afterward -- gestures Mr. Toomey said he appreciated.</w:t>
+        <w:br/>
+        <w:t>Mr. Casey said he plans to meet with Mr. Toomey, and the entire state Congressional delegation, more often and that though they might differ on how to go about it, the duo shares the goal of getting the state's economy humming.</w:t>
+        <w:br/>
+        <w:t>"Employers don't say, 'I need the Democratic way of preserving a job, the Republican way of creating a job,'" Mr. Casey said. "They say, 'I need help.' They don't want to hear about party lines and don't want to hear about what might divide folks in Washington. They expect us to work together."</w:t>
+        <w:br/>
+        <w:t>Ideologically, Mr. Toomey will be interesting to watch in these early months, said political science professor Christopher Borick, of Allentown's Muhlenberg College. On fiscal matters, he's likely to be a strong conservative, but representing moderate Pennsylvania he would do well to avoid hard-right stances on social issues "a la Rick Santorum," Mr. Borick said, referring to the GOP leader who lost big to Mr. Casey in 2006.</w:t>
+        <w:br/>
+        <w:t>The Republican Party has "moved right, and so where Toomey might have been on the clear conservative fringe maybe even a decade ago or less, he's not anymore," Mr. Borick said.</w:t>
+        <w:br/>
+        <w:t>"He probably finds himself somewhere in the middle when you take everything into consideration, and therefore among Republicans he might be an interesting swing vote on some issues."</w:t>
+        <w:br/>
+        <w:t>Mr. Toomey's early moves have followed that tightrope-walking trend: His first official act as a senator-elect was to sign onto an earmark ban authored by Sen. Jim De Mint, R-S.C. -- the driving force behind conservative primary challenges to several sitting Republicans, including Mr. Specter. But then Mr. Toomey joined only a handful of Senate Republicans in support of the Don't Ask Don't Tell repeal and hired the former chief of staff of departing Sen. Judd Gregg, R-N.H., a strong fiscal conservative with a moderate streak, as his top aide.</w:t>
+        <w:br/>
+        <w:t>His first moment to flaunt his fiscal credibility might be in the showdown expected in March over whether to raise the amount of debt the nation is allowed to take on. Many Republicans, including Mr. Toomey, are looking to extract some austerity promises in exchange for voting to raise the ceiling. Democrats, meanwhile, warn of playing chicken with a disastrous default on the national debt.</w:t>
+        <w:br/>
+        <w:t>Mr. Toomey said he would look for mandatory spending limits and other serious budget reforms before he could offer his vote.</w:t>
+        <w:br/>
+        <w:t>"It's not necessarily the end of the world but it is very disruptive -- and so we'd rather not go there," he said of a failure to raise the limit. "However, it's also incredibly irresponsible to just raise the debt ceiling and run up another few hundred billion dollars of debt we can't afford. That's worse."</w:t>
+        <w:br/>
+        <w:t>For now, Mr. Toomey is waiting for such basic things as a committee assignment or an office.</w:t>
+        <w:br/>
+        <w:t>The former should be coming by week's end, Mr. Toomey said. His interests and expertise would be ideally suited to Banking, Budget or Finance, but those are among the most coveted committees by more senior members. He said his experience on the House banking and small business committees should give him a leg up, but acknowledges it's not his choice to make.</w:t>
+        <w:br/>
+        <w:t>"I think it will work out as well as it can," he said.</w:t>
+        <w:br/>
+        <w:t>He works in a windowless basement office suite in the Dirksen Senate Office Building that staffers refer to as "the dungeon." The office assignment procedure -- like many things in the Senate -- is painstaking. Mr. Specter just closed up shop at the end of December, and returning senators get to decide if they want to move to nicer quarters by seniority.</w:t>
+        <w:br/>
+        <w:t>Third-term Sen. Richard Durbin, D-Ill., will move into Mr. Specter's old suite, and the dominoes will gradually fall until they reach the freshmen. It could be April before Team Toomey has a permanent home.</w:t>
+        <w:br/>
+        <w:t>The most difficult part, Mr. Toomey said, will be the time away from his wife and three young children -- including 8-month-old Duncan, who was born during the campaign. The family will remain in Zionsville, Lehigh County, while Mr. Toomey rents the third floor of a townhouse on Capitol Hill when the Senate is in session.</w:t>
+        <w:br/>
+        <w:t>During the campaign, Mr. Toomey commuted by plane -- he owns a small personal jet -- maximizing his ability to appear in far-flung corners of Pennsylvania while also spending time at home. But the hassle and expense of keeping a plane in D.C. mean that Mr. Toomey will imitate Amtrak devotee Mr. Specter in at least one respect -- he plans to commute by train.</w:t>
+        <w:br/>
+        <w:br/>
+        <w:t>Notes</w:t>
+        <w:br/>
+        <w:br/>
+        <w:t>Daniel Malloy: dmalloy@post-gazette.com or 202-445-9980. Follow him on Twitter at PG_in_DC./</w:t>
+        <w:br/>
+        <w:br/>
+        <w:t>Graphic</w:t>
+        <w:br/>
+        <w:br/>
+        <w:t xml:space="preserve"> </w:t>
+        <w:br/>
+        <w:t>PHOTO: Manuel Balce Ceneta/Associated Press: Vice President Joe Biden administers a ceremonial Senate oath during a mock swearing-in ceremony to Sen. Pat Toomey, R-Pa., left, accompanied by his wife, Kris, Wednesday in the Old Senate Chamber on Capitol Hill in Washington.</w:t>
       </w:r>
     </w:p>
     <w:sectPr>
